--- a/Assets/Downloadables/Abraham_Michel_CV_Shortened_10-2-2025.docx
+++ b/Assets/Downloadables/Abraham_Michel_CV_Shortened_10-2-2025.docx
@@ -2,13 +2,70 @@
 <file path=word/document.xml><?xml version="1.0" encoding="utf-8"?>
 <w:document xmlns:wpc="http://schemas.microsoft.com/office/word/2010/wordprocessingCanvas" xmlns:cx="http://schemas.microsoft.com/office/drawing/2014/chartex" xmlns:cx1="http://schemas.microsoft.com/office/drawing/2015/9/8/chartex" xmlns:cx2="http://schemas.microsoft.com/office/drawing/2015/10/21/chartex" xmlns:cx3="http://schemas.microsoft.com/office/drawing/2016/5/9/chartex" xmlns:cx4="http://schemas.microsoft.com/office/drawing/2016/5/10/chartex" xmlns:cx5="http://schemas.microsoft.com/office/drawing/2016/5/11/chartex" xmlns:cx6="http://schemas.microsoft.com/office/drawing/2016/5/12/chartex" xmlns:cx7="http://schemas.microsoft.com/office/drawing/2016/5/13/chartex" xmlns:cx8="http://schemas.microsoft.com/office/drawing/2016/5/14/chartex" xmlns:mc="http://schemas.openxmlformats.org/markup-compatibility/2006" xmlns:aink="http://schemas.microsoft.com/office/drawing/2016/ink" xmlns:am3d="http://schemas.microsoft.com/office/drawing/2017/model3d" xmlns:o="urn:schemas-microsoft-com:office:office" xmlns:oel="http://schemas.microsoft.com/office/2019/extlst" xmlns:r="http://schemas.openxmlformats.org/officeDocument/2006/relationships" xmlns:m="http://schemas.openxmlformats.org/officeDocument/2006/math" xmlns:v="urn:schemas-microsoft-com:vml" xmlns:wp14="http://schemas.microsoft.com/office/word/2010/wordprocessingDrawing" xmlns:wp="http://schemas.openxmlformats.org/drawingml/2006/wordprocessingDrawing" xmlns:w10="urn:schemas-microsoft-com:office:word" xmlns:w="http://schemas.openxmlformats.org/wordprocessingml/2006/main" xmlns:w14="http://schemas.microsoft.com/office/word/2010/wordml" xmlns:w15="http://schemas.microsoft.com/office/word/2012/wordml" xmlns:w16cex="http://schemas.microsoft.com/office/word/2018/wordml/cex" xmlns:w16cid="http://schemas.microsoft.com/office/word/2016/wordml/cid" xmlns:w16="http://schemas.microsoft.com/office/word/2018/wordml" xmlns:w16du="http://schemas.microsoft.com/office/word/2023/wordml/word16du" xmlns:w16sdtdh="http://schemas.microsoft.com/office/word/2020/wordml/sdtdatahash" xmlns:w16sdtfl="http://schemas.microsoft.com/office/word/2024/wordml/sdtformatlock" xmlns:w16se="http://schemas.microsoft.com/office/word/2015/wordml/symex" xmlns:wpg="http://schemas.microsoft.com/office/word/2010/wordprocessingGroup" xmlns:wpi="http://schemas.microsoft.com/office/word/2010/wordprocessingInk" xmlns:wne="http://schemas.microsoft.com/office/word/2006/wordml" xmlns:wps="http://schemas.microsoft.com/office/word/2010/wordprocessingShape" mc:Ignorable="w14 w15 w16se w16cid w16 w16cex w16sdtdh w16sdtfl w16du wp14">
   <w:body>
-    <w:p/>
     <w:p>
+      <w:pPr>
+        <w:spacing w:before="120"/>
+        <w:rPr>
+          <w:bCs/>
+          <w:szCs w:val="20"/>
+        </w:rPr>
+      </w:pPr>
       <w:r>
+        <w:rPr>
+          <w:b/>
+          <w:szCs w:val="20"/>
+        </w:rPr>
+        <w:t>Research Interests:</w:t>
+      </w:r>
+      <w:r>
+        <w:rPr>
+          <w:bCs/>
+          <w:szCs w:val="20"/>
+        </w:rPr>
+        <w:t xml:space="preserve"> My research focuses on how technology can best serve human needs by leveraging interaction data to detect behavioral patterns for timely interventions</w:t>
+      </w:r>
+      <w:r>
+        <w:rPr>
+          <w:bCs/>
+          <w:szCs w:val="20"/>
+        </w:rPr>
+        <w:t xml:space="preserve"> and</w:t>
+      </w:r>
+      <w:r>
+        <w:rPr>
+          <w:bCs/>
+          <w:szCs w:val="20"/>
+        </w:rPr>
+        <w:t xml:space="preserve"> examin</w:t>
+      </w:r>
+      <w:r>
+        <w:rPr>
+          <w:bCs/>
+          <w:szCs w:val="20"/>
+        </w:rPr>
+        <w:t>ing</w:t>
+      </w:r>
+      <w:r>
+        <w:rPr>
+          <w:bCs/>
+          <w:szCs w:val="20"/>
+        </w:rPr>
+        <w:t xml:space="preserve"> how educational structures influence student mental well-being to inform accessible, safe, and effective learning environments.</w:t>
+      </w:r>
+    </w:p>
+    <w:p>
+      <w:pPr>
         <w:rPr>
           <w:b/>
           <w:sz w:val="24"/>
         </w:rPr>
+      </w:pPr>
+    </w:p>
+    <w:p>
+      <w:pPr>
+        <w:pStyle w:val="Heading1"/>
+      </w:pPr>
+      <w:r>
         <w:t>EDUCATION</w:t>
       </w:r>
     </w:p>
@@ -66,54 +123,10 @@
     </w:p>
     <w:p>
       <w:pPr>
-        <w:rPr>
-          <w:i/>
-        </w:rPr>
-      </w:pPr>
-      <w:r>
-        <w:rPr>
-          <w:i/>
-        </w:rPr>
-        <w:t>Research Interests</w:t>
-      </w:r>
-    </w:p>
-    <w:p>
-      <w:pPr>
-        <w:pStyle w:val="ListParagraph"/>
-        <w:numPr>
-          <w:ilvl w:val="0"/>
-          <w:numId w:val="13"/>
-        </w:numPr>
         <w:tabs>
           <w:tab w:val="right" w:pos="10080"/>
         </w:tabs>
-        <w:spacing w:after="120"/>
-      </w:pPr>
-      <w:r>
-        <w:t>CS Education</w:t>
-      </w:r>
-    </w:p>
-    <w:p>
-      <w:pPr>
-        <w:pStyle w:val="ListParagraph"/>
-        <w:numPr>
-          <w:ilvl w:val="0"/>
-          <w:numId w:val="13"/>
-        </w:numPr>
-        <w:tabs>
-          <w:tab w:val="right" w:pos="10080"/>
-        </w:tabs>
-        <w:spacing w:after="120"/>
-      </w:pPr>
-      <w:r>
-        <w:t>Game Development</w:t>
-      </w:r>
-    </w:p>
-    <w:p>
-      <w:pPr>
-        <w:tabs>
-          <w:tab w:val="right" w:pos="10080"/>
-        </w:tabs>
+        <w:spacing w:before="120"/>
         <w:rPr>
           <w:i/>
         </w:rPr>
@@ -163,31 +176,6 @@
       </w:r>
     </w:p>
     <w:p>
-      <w:pPr>
-        <w:tabs>
-          <w:tab w:val="right" w:pos="10080"/>
-        </w:tabs>
-      </w:pPr>
-      <w:r>
-        <w:rPr>
-          <w:iCs/>
-        </w:rPr>
-        <w:t>GPA: 3.</w:t>
-      </w:r>
-      <w:r>
-        <w:rPr>
-          <w:iCs/>
-        </w:rPr>
-        <w:t>6181</w:t>
-      </w:r>
-      <w:r>
-        <w:rPr>
-          <w:iCs/>
-        </w:rPr>
-        <w:t xml:space="preserve"> / 4.000</w:t>
-      </w:r>
-    </w:p>
-    <w:p>
       <w:r>
         <w:t>Bachelor of Science in Electro-Mechanical Engineering and Computer Science</w:t>
       </w:r>
@@ -209,26 +197,112 @@
     </w:p>
     <w:p>
       <w:pPr>
+        <w:tabs>
+          <w:tab w:val="right" w:pos="10080"/>
+        </w:tabs>
+        <w:spacing w:before="120"/>
+        <w:rPr>
+          <w:i/>
+        </w:rPr>
+      </w:pPr>
+      <w:r>
+        <w:rPr>
+          <w:b/>
+        </w:rPr>
+        <w:t>Clinton Community College</w:t>
+      </w:r>
+      <w:r>
+        <w:rPr>
+          <w:i/>
+        </w:rPr>
+        <w:t xml:space="preserve"> – </w:t>
+      </w:r>
+      <w:r>
+        <w:rPr>
+          <w:i/>
+        </w:rPr>
+        <w:t>Clinton</w:t>
+      </w:r>
+      <w:r>
+        <w:rPr>
+          <w:i/>
+        </w:rPr>
+        <w:t>, IA</w:t>
+      </w:r>
+      <w:r>
+        <w:rPr>
+          <w:i/>
+        </w:rPr>
+        <w:t xml:space="preserve"> </w:t>
+      </w:r>
+      <w:r>
+        <w:rPr>
+          <w:i/>
+        </w:rPr>
+        <w:tab/>
+      </w:r>
+      <w:r>
+        <w:rPr>
+          <w:i/>
+        </w:rPr>
+        <w:t>Aug</w:t>
+      </w:r>
+      <w:r>
+        <w:rPr>
+          <w:i/>
+        </w:rPr>
+        <w:t xml:space="preserve"> 20</w:t>
+      </w:r>
+      <w:r>
+        <w:rPr>
+          <w:i/>
+        </w:rPr>
+        <w:t>16</w:t>
+      </w:r>
+      <w:r>
+        <w:rPr>
+          <w:i/>
+        </w:rPr>
+        <w:t xml:space="preserve"> – </w:t>
+      </w:r>
+      <w:r>
+        <w:rPr>
+          <w:i/>
+        </w:rPr>
+        <w:t>May</w:t>
+      </w:r>
+      <w:r>
+        <w:rPr>
+          <w:i/>
+        </w:rPr>
+        <w:t xml:space="preserve"> 202</w:t>
+      </w:r>
+      <w:r>
+        <w:rPr>
+          <w:i/>
+        </w:rPr>
+        <w:t>0</w:t>
+      </w:r>
+    </w:p>
+    <w:p>
+      <w:r>
+        <w:t>Associate of Arts, Associate of Science</w:t>
+      </w:r>
+    </w:p>
+    <w:p>
+      <w:pPr>
         <w:pStyle w:val="ListBullet2"/>
         <w:numPr>
           <w:ilvl w:val="0"/>
           <w:numId w:val="0"/>
         </w:numPr>
-        <w:ind w:left="720"/>
       </w:pPr>
     </w:p>
     <w:p>
       <w:pPr>
-        <w:rPr>
-          <w:b/>
-          <w:sz w:val="24"/>
-        </w:rPr>
+        <w:pStyle w:val="Heading1"/>
       </w:pPr>
       <w:r>
-        <w:rPr>
-          <w:b/>
-          <w:sz w:val="24"/>
-        </w:rPr>
         <w:t>AWARDS</w:t>
       </w:r>
     </w:p>
@@ -247,6 +321,56 @@
           <w:iCs/>
         </w:rPr>
         <w:t>Rechenmacher Creativity Award</w:t>
+      </w:r>
+      <w:r>
+        <w:rPr>
+          <w:b/>
+          <w:bCs/>
+          <w:iCs/>
+        </w:rPr>
+        <w:t xml:space="preserve"> 2025</w:t>
+      </w:r>
+    </w:p>
+    <w:p>
+      <w:pPr>
+        <w:rPr>
+          <w:b/>
+          <w:bCs/>
+          <w:iCs/>
+        </w:rPr>
+      </w:pPr>
+      <w:r>
+        <w:rPr>
+          <w:b/>
+          <w:bCs/>
+          <w:iCs/>
+        </w:rPr>
+        <w:t>Top Student in Computer Science Award</w:t>
+      </w:r>
+      <w:r>
+        <w:rPr>
+          <w:b/>
+          <w:bCs/>
+          <w:iCs/>
+        </w:rPr>
+        <w:t xml:space="preserve"> 2025</w:t>
+      </w:r>
+    </w:p>
+    <w:p>
+      <w:pPr>
+        <w:rPr>
+          <w:b/>
+          <w:bCs/>
+          <w:iCs/>
+        </w:rPr>
+      </w:pPr>
+      <w:r>
+        <w:rPr>
+          <w:b/>
+          <w:bCs/>
+          <w:iCs/>
+        </w:rPr>
+        <w:t>Top Student in Engineering Award</w:t>
       </w:r>
       <w:r>
         <w:rPr>
@@ -302,56 +426,6 @@
     </w:p>
     <w:p>
       <w:pPr>
-        <w:rPr>
-          <w:b/>
-          <w:bCs/>
-          <w:iCs/>
-        </w:rPr>
-      </w:pPr>
-      <w:r>
-        <w:rPr>
-          <w:b/>
-          <w:bCs/>
-          <w:iCs/>
-        </w:rPr>
-        <w:t>Top Student in Computer Science Award</w:t>
-      </w:r>
-      <w:r>
-        <w:rPr>
-          <w:b/>
-          <w:bCs/>
-          <w:iCs/>
-        </w:rPr>
-        <w:t xml:space="preserve"> 2025</w:t>
-      </w:r>
-    </w:p>
-    <w:p>
-      <w:pPr>
-        <w:rPr>
-          <w:b/>
-          <w:bCs/>
-          <w:iCs/>
-        </w:rPr>
-      </w:pPr>
-      <w:r>
-        <w:rPr>
-          <w:b/>
-          <w:bCs/>
-          <w:iCs/>
-        </w:rPr>
-        <w:t>Top Student in Engineering Award</w:t>
-      </w:r>
-      <w:r>
-        <w:rPr>
-          <w:b/>
-          <w:bCs/>
-          <w:iCs/>
-        </w:rPr>
-        <w:t xml:space="preserve"> 2025</w:t>
-      </w:r>
-    </w:p>
-    <w:p>
-      <w:pPr>
         <w:pStyle w:val="ListBullet2"/>
         <w:numPr>
           <w:ilvl w:val="0"/>
@@ -362,23 +436,12 @@
     </w:p>
     <w:p>
       <w:pPr>
-        <w:rPr>
-          <w:b/>
-          <w:sz w:val="24"/>
-        </w:rPr>
+        <w:pStyle w:val="Heading1"/>
       </w:pPr>
       <w:r>
-        <w:rPr>
-          <w:b/>
-          <w:sz w:val="24"/>
-        </w:rPr>
         <w:t>TEACHING</w:t>
       </w:r>
       <w:r>
-        <w:rPr>
-          <w:b/>
-          <w:sz w:val="24"/>
-        </w:rPr>
         <w:t xml:space="preserve"> EXPERIENCE</w:t>
       </w:r>
     </w:p>
@@ -438,13 +501,10 @@
         <w:spacing w:after="120"/>
       </w:pPr>
       <w:r>
-        <w:t>Grade</w:t>
+        <w:t>P</w:t>
       </w:r>
       <w:r>
-        <w:t>d</w:t>
-      </w:r>
-      <w:r>
-        <w:t xml:space="preserve"> assignments and provide</w:t>
+        <w:t>rovide</w:t>
       </w:r>
       <w:r>
         <w:t>d</w:t>
@@ -527,7 +587,10 @@
         <w:spacing w:after="120"/>
       </w:pPr>
       <w:r>
-        <w:t>Provided additional whole group, small group, and individual instruction under the SI program</w:t>
+        <w:t>Led lab sessions and p</w:t>
+      </w:r>
+      <w:r>
+        <w:t>rovided additional whole group, small group, and individual instruction</w:t>
       </w:r>
       <w:r>
         <w:t>.</w:t>
@@ -539,27 +602,6 @@
         <w:spacing w:after="120"/>
       </w:pPr>
       <w:r>
-        <w:t xml:space="preserve">Led </w:t>
-      </w:r>
-      <w:r>
-        <w:t>lab sessions and offer</w:t>
-      </w:r>
-      <w:r>
-        <w:t>ed</w:t>
-      </w:r>
-      <w:r>
-        <w:t xml:space="preserve"> constructive feedback</w:t>
-      </w:r>
-      <w:r>
-        <w:t>.</w:t>
-      </w:r>
-    </w:p>
-    <w:p>
-      <w:pPr>
-        <w:pStyle w:val="ListBullet2"/>
-        <w:spacing w:after="120"/>
-      </w:pPr>
-      <w:r>
         <w:t>Taught fundamentals of coding to build a foundation for implementing numerical methods in MATLAB.</w:t>
       </w:r>
     </w:p>
@@ -575,16 +617,9 @@
     </w:p>
     <w:p>
       <w:pPr>
-        <w:rPr>
-          <w:b/>
-          <w:sz w:val="24"/>
-        </w:rPr>
+        <w:pStyle w:val="Heading1"/>
       </w:pPr>
       <w:r>
-        <w:rPr>
-          <w:b/>
-          <w:sz w:val="24"/>
-        </w:rPr>
         <w:t>PROFESSIONAL EXPERIENCE</w:t>
       </w:r>
     </w:p>
@@ -722,16 +757,9 @@
     </w:p>
     <w:p>
       <w:pPr>
-        <w:rPr>
-          <w:b/>
-          <w:sz w:val="24"/>
-        </w:rPr>
+        <w:pStyle w:val="Heading1"/>
       </w:pPr>
       <w:r>
-        <w:rPr>
-          <w:b/>
-          <w:sz w:val="24"/>
-        </w:rPr>
         <w:t>VOLUNTEERING</w:t>
       </w:r>
     </w:p>
@@ -758,30 +786,7 @@
           <w:i/>
         </w:rPr>
         <w:tab/>
-      </w:r>
-      <w:r>
-        <w:rPr>
-          <w:i/>
-        </w:rPr>
-        <w:t>Jan</w:t>
-      </w:r>
-      <w:r>
-        <w:rPr>
-          <w:i/>
-        </w:rPr>
-        <w:t xml:space="preserve"> 202</w:t>
-      </w:r>
-      <w:r>
-        <w:rPr>
-          <w:i/>
-        </w:rPr>
-        <w:t>6</w:t>
-      </w:r>
-      <w:r>
-        <w:rPr>
-          <w:i/>
-        </w:rPr>
-        <w:t xml:space="preserve"> – Present</w:t>
+        <w:t>Jan 2026 – Present</w:t>
       </w:r>
     </w:p>
     <w:p>
@@ -809,43 +814,14 @@
         <w:rPr>
           <w:i/>
         </w:rPr>
-        <w:t xml:space="preserve"> – </w:t>
-      </w:r>
-      <w:r>
-        <w:rPr>
-          <w:i/>
-        </w:rPr>
-        <w:t xml:space="preserve">NC State, </w:t>
-      </w:r>
-      <w:r>
-        <w:rPr>
-          <w:i/>
-        </w:rPr>
-        <w:t>Raleigh, NC</w:t>
+        <w:t xml:space="preserve"> – NC State, Raleigh, NC</w:t>
       </w:r>
       <w:r>
         <w:rPr>
           <w:i/>
         </w:rPr>
         <w:tab/>
-      </w:r>
-      <w:r>
-        <w:rPr>
-          <w:i/>
-        </w:rPr>
-        <w:t>Dec</w:t>
-      </w:r>
-      <w:r>
-        <w:rPr>
-          <w:i/>
-        </w:rPr>
-        <w:t xml:space="preserve"> 2025 – </w:t>
-      </w:r>
-      <w:r>
-        <w:rPr>
-          <w:i/>
-        </w:rPr>
-        <w:t>Present</w:t>
+        <w:t>Dec 2025 – Present</w:t>
       </w:r>
     </w:p>
     <w:p>
@@ -854,7 +830,13 @@
         <w:spacing w:after="120"/>
       </w:pPr>
       <w:r>
-        <w:t>Lead computer science weekend workshop sessions for middle school students.</w:t>
+        <w:t>Lead</w:t>
+      </w:r>
+      <w:r>
+        <w:t>ing</w:t>
+      </w:r>
+      <w:r>
+        <w:t xml:space="preserve"> computer science weekend workshop sessions for middle school students.</w:t>
       </w:r>
     </w:p>
     <w:p>
@@ -873,19 +855,7 @@
         <w:rPr>
           <w:i/>
         </w:rPr>
-        <w:t xml:space="preserve"> – </w:t>
-      </w:r>
-      <w:r>
-        <w:rPr>
-          <w:i/>
-        </w:rPr>
-        <w:t>The Engineering Place</w:t>
-      </w:r>
-      <w:r>
-        <w:rPr>
-          <w:i/>
-        </w:rPr>
-        <w:t xml:space="preserve">, </w:t>
+        <w:t xml:space="preserve"> – The Engineering Place, </w:t>
       </w:r>
       <w:r>
         <w:rPr>
@@ -942,23 +912,12 @@
     </w:p>
     <w:p>
       <w:pPr>
-        <w:rPr>
-          <w:b/>
-          <w:sz w:val="24"/>
-        </w:rPr>
+        <w:pStyle w:val="Heading1"/>
       </w:pPr>
       <w:r>
-        <w:rPr>
-          <w:b/>
-          <w:sz w:val="24"/>
-        </w:rPr>
         <w:t>CONFERENCE</w:t>
       </w:r>
       <w:r>
-        <w:rPr>
-          <w:b/>
-          <w:sz w:val="24"/>
-        </w:rPr>
         <w:t xml:space="preserve"> ATTENDANCE</w:t>
       </w:r>
     </w:p>
@@ -981,13 +940,7 @@
         <w:rPr>
           <w:i/>
         </w:rPr>
-        <w:t xml:space="preserve"> – </w:t>
-      </w:r>
-      <w:r>
-        <w:rPr>
-          <w:i/>
-        </w:rPr>
-        <w:t>Seattle, WA</w:t>
+        <w:t xml:space="preserve"> – Seattle, WA</w:t>
       </w:r>
     </w:p>
     <w:p>
@@ -1119,15 +1072,6 @@
         </w:rPr>
         <w:tab/>
       </w:r>
-    </w:p>
-    <w:p>
-      <w:pPr>
-        <w:pStyle w:val="ListBullet2"/>
-        <w:numPr>
-          <w:ilvl w:val="0"/>
-          <w:numId w:val="0"/>
-        </w:numPr>
-      </w:pPr>
     </w:p>
     <w:sectPr>
       <w:headerReference w:type="first" r:id="rId8"/>
@@ -2304,20 +2248,13 @@
     <w:link w:val="Heading1Char"/>
     <w:uiPriority w:val="9"/>
     <w:qFormat/>
-    <w:rsid w:val="00FC693F"/>
-    <w:pPr>
-      <w:keepNext/>
-      <w:keepLines/>
-      <w:spacing w:before="480"/>
+    <w:rsid w:val="007B301B"/>
+    <w:pPr>
       <w:outlineLvl w:val="0"/>
     </w:pPr>
     <w:rPr>
-      <w:rFonts w:asciiTheme="majorHAnsi" w:eastAsiaTheme="majorEastAsia" w:hAnsiTheme="majorHAnsi" w:cstheme="majorBidi"/>
       <w:b/>
-      <w:bCs/>
-      <w:color w:val="365F91" w:themeColor="accent1" w:themeShade="BF"/>
-      <w:sz w:val="28"/>
-      <w:szCs w:val="28"/>
+      <w:sz w:val="24"/>
     </w:rPr>
   </w:style>
   <w:style w:type="paragraph" w:styleId="Heading2">
@@ -2587,14 +2524,11 @@
     <w:basedOn w:val="DefaultParagraphFont"/>
     <w:link w:val="Heading1"/>
     <w:uiPriority w:val="9"/>
-    <w:rsid w:val="00FC693F"/>
+    <w:rsid w:val="007B301B"/>
     <w:rPr>
-      <w:rFonts w:asciiTheme="majorHAnsi" w:eastAsiaTheme="majorEastAsia" w:hAnsiTheme="majorHAnsi" w:cstheme="majorBidi"/>
+      <w:rFonts w:ascii="Times New Roman" w:hAnsi="Times New Roman"/>
       <w:b/>
-      <w:bCs/>
-      <w:color w:val="365F91" w:themeColor="accent1" w:themeShade="BF"/>
-      <w:sz w:val="28"/>
-      <w:szCs w:val="28"/>
+      <w:sz w:val="24"/>
     </w:rPr>
   </w:style>
   <w:style w:type="character" w:customStyle="1" w:styleId="Heading2Char">
@@ -3217,7 +3151,6 @@
     <w:basedOn w:val="Heading1"/>
     <w:next w:val="Normal"/>
     <w:uiPriority w:val="39"/>
-    <w:semiHidden/>
     <w:unhideWhenUsed/>
     <w:qFormat/>
     <w:rsid w:val="00FC693F"/>
@@ -13312,6 +13245,180 @@
     <w:rPr>
       <w:color w:val="800080" w:themeColor="followedHyperlink"/>
       <w:u w:val="single"/>
+    </w:rPr>
+  </w:style>
+  <w:style w:type="paragraph" w:styleId="Revision">
+    <w:name w:val="Revision"/>
+    <w:hidden/>
+    <w:uiPriority w:val="99"/>
+    <w:semiHidden/>
+    <w:rsid w:val="00E667B8"/>
+    <w:pPr>
+      <w:spacing w:after="0" w:line="240" w:lineRule="auto"/>
+    </w:pPr>
+    <w:rPr>
+      <w:rFonts w:ascii="Times New Roman" w:hAnsi="Times New Roman"/>
+      <w:sz w:val="20"/>
+    </w:rPr>
+  </w:style>
+  <w:style w:type="paragraph" w:styleId="TOC1">
+    <w:name w:val="toc 1"/>
+    <w:basedOn w:val="Normal"/>
+    <w:next w:val="Normal"/>
+    <w:autoRedefine/>
+    <w:uiPriority w:val="39"/>
+    <w:unhideWhenUsed/>
+    <w:rsid w:val="00E667B8"/>
+    <w:pPr>
+      <w:spacing w:before="120"/>
+    </w:pPr>
+    <w:rPr>
+      <w:rFonts w:asciiTheme="minorHAnsi" w:hAnsiTheme="minorHAnsi"/>
+      <w:b/>
+      <w:bCs/>
+      <w:i/>
+      <w:iCs/>
+      <w:sz w:val="24"/>
+      <w:szCs w:val="24"/>
+    </w:rPr>
+  </w:style>
+  <w:style w:type="paragraph" w:styleId="TOC2">
+    <w:name w:val="toc 2"/>
+    <w:basedOn w:val="Normal"/>
+    <w:next w:val="Normal"/>
+    <w:autoRedefine/>
+    <w:uiPriority w:val="39"/>
+    <w:semiHidden/>
+    <w:unhideWhenUsed/>
+    <w:rsid w:val="00E667B8"/>
+    <w:pPr>
+      <w:spacing w:before="120"/>
+      <w:ind w:left="200"/>
+    </w:pPr>
+    <w:rPr>
+      <w:rFonts w:asciiTheme="minorHAnsi" w:hAnsiTheme="minorHAnsi"/>
+      <w:b/>
+      <w:bCs/>
+      <w:sz w:val="22"/>
+    </w:rPr>
+  </w:style>
+  <w:style w:type="paragraph" w:styleId="TOC3">
+    <w:name w:val="toc 3"/>
+    <w:basedOn w:val="Normal"/>
+    <w:next w:val="Normal"/>
+    <w:autoRedefine/>
+    <w:uiPriority w:val="39"/>
+    <w:semiHidden/>
+    <w:unhideWhenUsed/>
+    <w:rsid w:val="00E667B8"/>
+    <w:pPr>
+      <w:ind w:left="400"/>
+    </w:pPr>
+    <w:rPr>
+      <w:rFonts w:asciiTheme="minorHAnsi" w:hAnsiTheme="minorHAnsi"/>
+      <w:szCs w:val="20"/>
+    </w:rPr>
+  </w:style>
+  <w:style w:type="paragraph" w:styleId="TOC4">
+    <w:name w:val="toc 4"/>
+    <w:basedOn w:val="Normal"/>
+    <w:next w:val="Normal"/>
+    <w:autoRedefine/>
+    <w:uiPriority w:val="39"/>
+    <w:semiHidden/>
+    <w:unhideWhenUsed/>
+    <w:rsid w:val="00E667B8"/>
+    <w:pPr>
+      <w:ind w:left="600"/>
+    </w:pPr>
+    <w:rPr>
+      <w:rFonts w:asciiTheme="minorHAnsi" w:hAnsiTheme="minorHAnsi"/>
+      <w:szCs w:val="20"/>
+    </w:rPr>
+  </w:style>
+  <w:style w:type="paragraph" w:styleId="TOC5">
+    <w:name w:val="toc 5"/>
+    <w:basedOn w:val="Normal"/>
+    <w:next w:val="Normal"/>
+    <w:autoRedefine/>
+    <w:uiPriority w:val="39"/>
+    <w:semiHidden/>
+    <w:unhideWhenUsed/>
+    <w:rsid w:val="00E667B8"/>
+    <w:pPr>
+      <w:ind w:left="800"/>
+    </w:pPr>
+    <w:rPr>
+      <w:rFonts w:asciiTheme="minorHAnsi" w:hAnsiTheme="minorHAnsi"/>
+      <w:szCs w:val="20"/>
+    </w:rPr>
+  </w:style>
+  <w:style w:type="paragraph" w:styleId="TOC6">
+    <w:name w:val="toc 6"/>
+    <w:basedOn w:val="Normal"/>
+    <w:next w:val="Normal"/>
+    <w:autoRedefine/>
+    <w:uiPriority w:val="39"/>
+    <w:semiHidden/>
+    <w:unhideWhenUsed/>
+    <w:rsid w:val="00E667B8"/>
+    <w:pPr>
+      <w:ind w:left="1000"/>
+    </w:pPr>
+    <w:rPr>
+      <w:rFonts w:asciiTheme="minorHAnsi" w:hAnsiTheme="minorHAnsi"/>
+      <w:szCs w:val="20"/>
+    </w:rPr>
+  </w:style>
+  <w:style w:type="paragraph" w:styleId="TOC7">
+    <w:name w:val="toc 7"/>
+    <w:basedOn w:val="Normal"/>
+    <w:next w:val="Normal"/>
+    <w:autoRedefine/>
+    <w:uiPriority w:val="39"/>
+    <w:semiHidden/>
+    <w:unhideWhenUsed/>
+    <w:rsid w:val="00E667B8"/>
+    <w:pPr>
+      <w:ind w:left="1200"/>
+    </w:pPr>
+    <w:rPr>
+      <w:rFonts w:asciiTheme="minorHAnsi" w:hAnsiTheme="minorHAnsi"/>
+      <w:szCs w:val="20"/>
+    </w:rPr>
+  </w:style>
+  <w:style w:type="paragraph" w:styleId="TOC8">
+    <w:name w:val="toc 8"/>
+    <w:basedOn w:val="Normal"/>
+    <w:next w:val="Normal"/>
+    <w:autoRedefine/>
+    <w:uiPriority w:val="39"/>
+    <w:semiHidden/>
+    <w:unhideWhenUsed/>
+    <w:rsid w:val="00E667B8"/>
+    <w:pPr>
+      <w:ind w:left="1400"/>
+    </w:pPr>
+    <w:rPr>
+      <w:rFonts w:asciiTheme="minorHAnsi" w:hAnsiTheme="minorHAnsi"/>
+      <w:szCs w:val="20"/>
+    </w:rPr>
+  </w:style>
+  <w:style w:type="paragraph" w:styleId="TOC9">
+    <w:name w:val="toc 9"/>
+    <w:basedOn w:val="Normal"/>
+    <w:next w:val="Normal"/>
+    <w:autoRedefine/>
+    <w:uiPriority w:val="39"/>
+    <w:semiHidden/>
+    <w:unhideWhenUsed/>
+    <w:rsid w:val="00E667B8"/>
+    <w:pPr>
+      <w:ind w:left="1600"/>
+    </w:pPr>
+    <w:rPr>
+      <w:rFonts w:asciiTheme="minorHAnsi" w:hAnsiTheme="minorHAnsi"/>
+      <w:szCs w:val="20"/>
     </w:rPr>
   </w:style>
 </w:styles>
